--- a/splat/docs/plan_uroka.docx
+++ b/splat/docs/plan_uroka.docx
@@ -131,7 +131,7 @@
           <w:b w:val="0"/>
           <w:i w:val="0"/>
         </w:rPr>
-        <w:t xml:space="preserve"> Урок идёт сам: в играх после выполнения задания он сам переходит дальше; на слайдах без игры — нажать на пингвинёнка или на кнопку «Next ▶» в правом нижнем углу. Стрелки внизу экрана — только чтобы перескочить или пропустить шаг.</w:t>
+        <w:t xml:space="preserve"> Кнопка «Next ▶» в правом нижнем углу — на каждом слайде: одно нажатие — один шаг вперёд (следующее действие в игре, а когда шагов нет — следующий слайд). В играх урок и сам переходит дальше после выполнения задания; на слайдах без игры можно нажать и на пингвинёнка. Назад — клавиша ← или «◀ Слайд» в окне плана.</w:t>
       </w:r>
     </w:p>
     <w:p>
@@ -2252,7 +2252,7 @@
                 <w:b w:val="0"/>
                 <w:i w:val="0"/>
               </w:rPr>
-              <w:t>По одной появляются вещи: торт, конфета, газировка, щётка, паста, стаканчик. Ребёнок решает — нажать на рюкзак пингвинёнка (полезное) или на мешок микроба (вредное). Верно в рюкзак — микроб уменьшается; сладость в рюкзак — подрастает. Потом рюкзак открывается: нажимать на вещи по одной, когда ребёнок называет</w:t>
+              <w:t>По одной появляются вещи: торт, конфета, газировка, щётка, паста, стаканчик. Ребёнок решает — нажать на рюкзак пингвинёнка (полезное) или на мешок микроба (вредное). Сладость в рюкзак — микроб подрастает. Потом внизу кружки со всеми вещами: ребёнок называет — нажать, вещь летит в микроба, он уменьшается</w:t>
             </w:r>
           </w:p>
         </w:tc>
@@ -2267,7 +2267,7 @@
                 <w:b w:val="0"/>
                 <w:i w:val="0"/>
               </w:rPr>
-              <w:t>Остался самый большой микроб. Он хитрый — подсовывает сладости! Полезное — в рюкзак пингвинёнка, вредное — в мешок микроба. Look! (TPR: пальчик к глазу) Это полезно для зубок? Yes or no? … Давай заглянем в рюкзак! What is it?</w:t>
+              <w:t>Остался самый большой микроб. Он хитрый — подсовывает сладости! Полезное — в рюкзак пингвинёнка, вредное — в мешок микроба. Look! (TPR: пальчик к глазу) Это полезно для зубок? Yes or no? … А теперь прогоним микроба! What is it?</w:t>
             </w:r>
           </w:p>
         </w:tc>
@@ -2282,7 +2282,7 @@
                 <w:b w:val="0"/>
                 <w:i w:val="0"/>
               </w:rPr>
-              <w:t>Yes! / No! … Toothbrush! Toothpaste! Cup!</w:t>
+              <w:t>Yes! / No! … Tooth! Toothbrush! Toothpaste! Cup!</w:t>
             </w:r>
           </w:p>
         </w:tc>
@@ -2314,7 +2314,7 @@
                 <w:b w:val="0"/>
                 <w:i w:val="0"/>
               </w:rPr>
-              <w:t>Последний верный ответ — микроб исчезает</w:t>
+              <w:t>Маленький микроб убегает, пингвинёнок радуется</w:t>
             </w:r>
           </w:p>
         </w:tc>

--- a/splat/docs/plan_uroka.docx
+++ b/splat/docs/plan_uroka.docx
@@ -87,7 +87,7 @@
           <w:b w:val="0"/>
           <w:i w:val="0"/>
         </w:rPr>
-        <w:t xml:space="preserve"> one–four, yes / no, stop, smile, What is it?, Say…, Show me…, Circle!, Take…, Brush, brush, brush!</w:t>
+        <w:t xml:space="preserve"> one–four, yes / no, stop, smile, happy / sad, What is it?, Say…, Show me…, Circle!, Take…, Brush, brush, brush!</w:t>
       </w:r>
     </w:p>
     <w:p>
@@ -541,7 +541,7 @@
                 <w:b w:val="0"/>
                 <w:i w:val="0"/>
               </w:rPr>
-              <w:t>А кто это у ворот? Это микробы. Как думаешь, они пустят пингвинёнка домой? Нет, не пускают. Поможем прогнать микробов?</w:t>
+              <w:t>А кто это у ворот? Это микробы. Как думаешь, они пустят пингвинёнка домой? Нет, не пускают. Поможем прогнать микробов? Look! Is penguin happy or sad? (TPR: happy — широко улыбаемся, руки вверх; sad — грустное лицо, «трём» глазки кулачками) Sad. Пингвинёнку грустно.</w:t>
             </w:r>
           </w:p>
         </w:tc>
@@ -556,7 +556,7 @@
                 <w:b w:val="0"/>
                 <w:i w:val="0"/>
               </w:rPr>
-              <w:t>Микробы! Нет. Да!</w:t>
+              <w:t>Микробы! Нет. Sad. Да!</w:t>
             </w:r>
           </w:p>
         </w:tc>
@@ -2329,7 +2329,7 @@
                 <w:b w:val="0"/>
                 <w:i w:val="0"/>
               </w:rPr>
-              <w:t>Ура! Все микробы убежали!</w:t>
+              <w:t>Ура! Все микробы убежали! Look! Is penguin happy or sad? (TPR: happy — широко улыбаемся, руки вверх; sad — грустное лицо, «трём» глазки кулачками) Yes, happy!</w:t>
             </w:r>
           </w:p>
         </w:tc>
@@ -2344,7 +2344,7 @@
                 <w:b w:val="0"/>
                 <w:i w:val="0"/>
               </w:rPr>
-              <w:t>Ура!</w:t>
+              <w:t>Ура! Happy!</w:t>
             </w:r>
           </w:p>
         </w:tc>
@@ -2749,7 +2749,7 @@
                 <w:b w:val="0"/>
                 <w:i w:val="0"/>
               </w:rPr>
-              <w:t xml:space="preserve">Было сложно или легко? (TPR: «легко» — машем рукой, «сложно» — хватаемся за голову) А что тебе больше всего понравилось? </w:t>
+              <w:t xml:space="preserve">Are you happy or sad? (TPR: happy — широко улыбаемся, руки вверх; sad — грустное лицо, «трём» глазки кулачками) Было сложно или легко? (TPR: «легко» — машем рукой, «сложно» — хватаемся за голову) А что тебе больше всего понравилось? </w:t>
             </w:r>
             <w:r>
               <w:rPr>
@@ -2777,7 +2777,7 @@
                 <w:b w:val="0"/>
                 <w:i w:val="0"/>
               </w:rPr>
-              <w:t>Легко! / Сложно! Понравилось…</w:t>
+              <w:t>Happy! Легко! / Сложно! Понравилось…</w:t>
             </w:r>
           </w:p>
         </w:tc>

--- a/splat/docs/plan_uroka.docx
+++ b/splat/docs/plan_uroka.docx
@@ -541,7 +541,7 @@
                 <w:b w:val="0"/>
                 <w:i w:val="0"/>
               </w:rPr>
-              <w:t>А кто это у ворот? Это микробы. Как думаешь, они пустят пингвинёнка домой? Нет, не пускают. Поможем прогнать микробов? Look! Is penguin happy or sad? (TPR: happy — широко улыбаемся, руки вверх; sad — грустное лицо, «трём» глазки кулачками) Sad. Пингвинёнку грустно.</w:t>
+              <w:t>А кто это у ворот? Это микробы. Как думаешь, они пустят пингвинёнка домой? Нет, не пускают. Look! Is penguin happy or sad? (TPR: happy — широко улыбаемся, руки вверх; sad — грустное лицо, «трём» глазки кулачками) Sad. Пингвинёнку грустно. Поможем прогнать микробов?</w:t>
             </w:r>
           </w:p>
         </w:tc>

--- a/splat/docs/plan_uroka.docx
+++ b/splat/docs/plan_uroka.docx
@@ -277,6 +277,20 @@
                 <w:b w:val="0"/>
                 <w:i w:val="0"/>
               </w:rPr>
+              <w:t xml:space="preserve"> Are you happy or sad? (TPR: happy — широко улыбаемся, руки вверх; sad — грустное лицо, «плачем», трём глазки кулачками) </w:t>
+            </w:r>
+            <w:r>
+              <w:rPr>
+                <w:b w:val="0"/>
+                <w:i/>
+              </w:rPr>
+              <w:t>(если не понимает: «Ты весёлый или грустный?»)</w:t>
+            </w:r>
+            <w:r>
+              <w:rPr>
+                <w:b w:val="0"/>
+                <w:i w:val="0"/>
+              </w:rPr>
             </w:r>
           </w:p>
         </w:tc>
@@ -291,7 +305,7 @@
                 <w:b w:val="0"/>
                 <w:i w:val="0"/>
               </w:rPr>
-              <w:t>I'm Masha. / Masha.</w:t>
+              <w:t>I'm Masha. / Masha. Happy!</w:t>
             </w:r>
           </w:p>
         </w:tc>
@@ -338,7 +352,7 @@
                 <w:b w:val="0"/>
                 <w:i w:val="0"/>
               </w:rPr>
-              <w:t>Look! (TPR: пальчик к глазу) Who is it? Кто это? Это пингвинёнок. Penguin. Say: penguin! (TPR: рука к уху) Давай с ним поздороваемся. Say: Hello, Penguin! (TPR: машем рукой)</w:t>
+              <w:t>Look! (TPR: пальчик к глазу) Who is it? Кто это? Это пингвинёнок. Penguin. Say: penguin! (TPR: рука к уху) Is he happy or sad? (TPR) Yes, happy! Say: happy penguin! Давай с ним поздороваемся. Say: Hello, Penguin! (TPR: машем рукой)</w:t>
             </w:r>
           </w:p>
         </w:tc>
@@ -353,7 +367,7 @@
                 <w:b w:val="0"/>
                 <w:i w:val="0"/>
               </w:rPr>
-              <w:t>Penguin! Hello, Penguin!</w:t>
+              <w:t>Penguin! Happy! Happy penguin! Hello, Penguin!</w:t>
             </w:r>
           </w:p>
         </w:tc>
@@ -541,7 +555,7 @@
                 <w:b w:val="0"/>
                 <w:i w:val="0"/>
               </w:rPr>
-              <w:t>А кто это у ворот? Это микробы. Как думаешь, они пустят пингвинёнка домой? Нет, не пускают. Look! Is penguin happy or sad? (TPR: happy — широко улыбаемся, руки вверх; sad — грустное лицо, «трём» глазки кулачками) Sad. Пингвинёнку грустно. Поможем прогнать микробов?</w:t>
+              <w:t>Look! (TPR: пальчик к глазу) Is penguin happy or sad? (TPR) Sad. Say: sad penguin! Как думаешь, почему он грустит? Верно, микробы захватили его замок и не пускают домой. Поможем прогнать микробов!</w:t>
             </w:r>
           </w:p>
         </w:tc>
@@ -556,7 +570,7 @@
                 <w:b w:val="0"/>
                 <w:i w:val="0"/>
               </w:rPr>
-              <w:t>Микробы! Нет. Sad. Да!</w:t>
+              <w:t>Sad! Sad penguin! Микробы! Да!</w:t>
             </w:r>
           </w:p>
         </w:tc>
@@ -2329,7 +2343,7 @@
                 <w:b w:val="0"/>
                 <w:i w:val="0"/>
               </w:rPr>
-              <w:t>Ура! Все микробы убежали! Look! Is penguin happy or sad? (TPR: happy — широко улыбаемся, руки вверх; sad — грустное лицо, «трём» глазки кулачками) Yes, happy!</w:t>
+              <w:t>Ура! Все микробы убежали!</w:t>
             </w:r>
           </w:p>
         </w:tc>
@@ -2344,7 +2358,7 @@
                 <w:b w:val="0"/>
                 <w:i w:val="0"/>
               </w:rPr>
-              <w:t>Ура! Happy!</w:t>
+              <w:t>Ура!</w:t>
             </w:r>
           </w:p>
         </w:tc>
@@ -2749,7 +2763,7 @@
                 <w:b w:val="0"/>
                 <w:i w:val="0"/>
               </w:rPr>
-              <w:t xml:space="preserve">Are you happy or sad? (TPR: happy — широко улыбаемся, руки вверх; sad — грустное лицо, «трём» глазки кулачками) Было сложно или легко? (TPR: «легко» — машем рукой, «сложно» — хватаемся за голову) А что тебе больше всего понравилось? </w:t>
+              <w:t xml:space="preserve">Было сложно или легко? (TPR: «легко» — машем рукой, «сложно» — хватаемся за голову) А что тебе больше всего понравилось? </w:t>
             </w:r>
             <w:r>
               <w:rPr>
@@ -2777,7 +2791,7 @@
                 <w:b w:val="0"/>
                 <w:i w:val="0"/>
               </w:rPr>
-              <w:t>Happy! Легко! / Сложно! Понравилось…</w:t>
+              <w:t>Легко! / Сложно! Понравилось…</w:t>
             </w:r>
           </w:p>
         </w:tc>
